--- a/pipeline/编制排版/测绘动态月刊_模板.docx
+++ b/pipeline/编制排版/测绘动态月刊_模板.docx
@@ -1602,7 +1602,7 @@
         <w:adjustRightInd w:val="0"/>
         <w:snapToGrid w:val="0"/>
         <w:spacing w:line="440" w:lineRule="exact"/>
-        <w:ind w:firstLine="480" w:firstLineChars="200"/>
+        <w:ind w:firstLineChars="200" w:firstLine="480"/>
         <w:textAlignment w:val="auto"/>
         <w:rPr>
           <w:rFonts w:hint="eastAsia" w:ascii="Times New Roman" w:hAnsi="Times New Roman" w:eastAsia="仿宋_GB2312" w:cs="仿宋_GB2312"/>
@@ -1615,6 +1615,7 @@
       <w:r>
         <w:rPr>
           <w:rFonts w:hint="eastAsia" w:ascii="Times New Roman" w:hAnsi="Times New Roman" w:eastAsia="仿宋_GB2312" w:cs="仿宋_GB2312"/>
+          <w:b w:val="0"/>
           <w:color w:val="auto"/>
           <w:sz w:val="24"/>
           <w:shd w:val="clear" w:color="auto" w:fill="FFFFFF"/>
@@ -1639,7 +1640,7 @@
         <w:adjustRightInd w:val="0"/>
         <w:snapToGrid w:val="0"/>
         <w:spacing w:line="440" w:lineRule="exact"/>
-        <w:ind w:firstLine="480" w:firstLineChars="200"/>
+        <w:ind w:firstLineChars="200" w:firstLine="480"/>
         <w:textAlignment w:val="auto"/>
         <w:rPr>
           <w:rFonts w:hint="eastAsia" w:ascii="Times New Roman" w:hAnsi="Times New Roman" w:eastAsia="黑体" w:cs="黑体"/>
@@ -1652,12 +1653,13 @@
       <w:r>
         <w:rPr>
           <w:rFonts w:hint="eastAsia" w:ascii="Times New Roman" w:hAnsi="Times New Roman" w:eastAsia="黑体" w:cs="黑体"/>
-          <w:color w:val="auto"/>
-          <w:sz w:val="24"/>
-          <w:shd w:val="clear" w:color="auto" w:fill="FFFFFF"/>
-          <w:lang w:val="en-US" w:eastAsia="zh-CN"/>
-        </w:rPr>
-        <w:t>一、【小标题】</w:t>
+          <w:b w:val="0"/>
+          <w:color w:val="auto"/>
+          <w:sz w:val="24"/>
+          <w:shd w:val="clear" w:color="auto" w:fill="FFFFFF"/>
+          <w:lang w:val="en-US" w:eastAsia="zh-CN"/>
+        </w:rPr>
+        <w:t>一、【一级标题】</w:t>
       </w:r>
     </w:p>
     <w:p>
@@ -1676,7 +1678,7 @@
         <w:adjustRightInd w:val="0"/>
         <w:snapToGrid w:val="0"/>
         <w:spacing w:line="440" w:lineRule="exact"/>
-        <w:ind w:firstLine="480" w:firstLineChars="200"/>
+        <w:ind w:firstLineChars="200" w:firstLine="480"/>
         <w:textAlignment w:val="auto"/>
         <w:rPr>
           <w:rFonts w:hint="eastAsia" w:ascii="Times New Roman" w:hAnsi="Times New Roman" w:eastAsia="仿宋_GB2312" w:cs="仿宋_GB2312"/>
@@ -1689,6 +1691,7 @@
       <w:r>
         <w:rPr>
           <w:rFonts w:hint="eastAsia" w:ascii="Times New Roman" w:hAnsi="Times New Roman" w:eastAsia="仿宋_GB2312" w:cs="仿宋_GB2312"/>
+          <w:b w:val="0"/>
           <w:color w:val="auto"/>
           <w:sz w:val="24"/>
           <w:shd w:val="clear" w:color="auto" w:fill="FFFFFF"/>
@@ -1713,7 +1716,7 @@
         <w:adjustRightInd w:val="0"/>
         <w:snapToGrid w:val="0"/>
         <w:spacing w:line="440" w:lineRule="exact"/>
-        <w:ind w:firstLine="480" w:firstLineChars="200"/>
+        <w:ind w:firstLineChars="200" w:firstLine="482"/>
         <w:textAlignment w:val="auto"/>
         <w:rPr>
           <w:rFonts w:hint="eastAsia" w:ascii="Times New Roman" w:hAnsi="Times New Roman" w:eastAsia="黑体" w:cs="黑体"/>
@@ -1725,13 +1728,14 @@
       </w:pPr>
       <w:r>
         <w:rPr>
-          <w:rFonts w:hint="eastAsia" w:ascii="Times New Roman" w:hAnsi="Times New Roman" w:eastAsia="黑体" w:cs="黑体"/>
-          <w:color w:val="auto"/>
-          <w:sz w:val="24"/>
-          <w:shd w:val="clear" w:color="auto" w:fill="FFFFFF"/>
-          <w:lang w:val="en-US" w:eastAsia="zh-CN"/>
-        </w:rPr>
-        <w:t>二、【小标题】</w:t>
+          <w:rFonts w:hint="eastAsia" w:ascii="Times New Roman" w:hAnsi="Times New Roman" w:eastAsia="楷体_GB2312" w:cs="黑体"/>
+          <w:b/>
+          <w:color w:val="auto"/>
+          <w:sz w:val="24"/>
+          <w:shd w:val="clear" w:color="auto" w:fill="FFFFFF"/>
+          <w:lang w:val="en-US" w:eastAsia="zh-CN"/>
+        </w:rPr>
+        <w:t>（一）【二级标题】</w:t>
       </w:r>
     </w:p>
     <w:p>
@@ -1750,7 +1754,7 @@
         <w:adjustRightInd w:val="0"/>
         <w:snapToGrid w:val="0"/>
         <w:spacing w:line="440" w:lineRule="exact"/>
-        <w:ind w:firstLine="480" w:firstLineChars="200"/>
+        <w:ind w:firstLineChars="200" w:firstLine="482"/>
         <w:textAlignment w:val="auto"/>
         <w:rPr>
           <w:rFonts w:hint="eastAsia" w:ascii="Times New Roman" w:hAnsi="Times New Roman" w:eastAsia="仿宋_GB2312" w:cs="仿宋_GB2312"/>
@@ -1763,12 +1767,20 @@
       <w:r>
         <w:rPr>
           <w:rFonts w:hint="eastAsia" w:ascii="Times New Roman" w:hAnsi="Times New Roman" w:eastAsia="仿宋_GB2312" w:cs="仿宋_GB2312"/>
-          <w:color w:val="auto"/>
-          <w:sz w:val="24"/>
-          <w:shd w:val="clear" w:color="auto" w:fill="FFFFFF"/>
-          <w:lang w:val="en-US" w:eastAsia="zh-CN"/>
-        </w:rPr>
-        <w:t>【正文段落。】</w:t>
+          <w:b/>
+          <w:color w:val="auto"/>
+          <w:sz w:val="24"/>
+          <w:shd w:val="clear" w:color="auto" w:fill="FFFFFF"/>
+          <w:lang w:val="en-US" w:eastAsia="zh-CN"/>
+        </w:rPr>
+        <w:t>1.【正文小标题】：</w:t>
+      </w:r>
+      <w:r>
+        <w:rPr>
+          <w:rFonts w:eastAsia="仿宋_GB2312" w:ascii="Times New Roman" w:hAnsi="Times New Roman"/>
+          <w:sz w:val="24"/>
+        </w:rPr>
+        <w:t>【正文内容。】</w:t>
       </w:r>
     </w:p>
     <w:p>
@@ -1959,6 +1971,7 @@
         <w:adjustRightInd w:val="0"/>
         <w:snapToGrid w:val="0"/>
         <w:spacing w:line="440" w:lineRule="exact"/>
+        <w:ind w:firstLine="482"/>
         <w:jc w:val="center"/>
         <w:textAlignment w:val="auto"/>
         <w:rPr>
@@ -1972,6 +1985,7 @@
       <w:r>
         <w:rPr>
           <w:rFonts w:hint="eastAsia" w:ascii="Times New Roman" w:hAnsi="Times New Roman" w:eastAsia="楷体_GB2312" w:cs="仿宋_GB2312"/>
+          <w:b/>
           <w:color w:val="auto"/>
           <w:sz w:val="24"/>
           <w:shd w:val="clear" w:color="auto" w:fill="FFFFFF"/>
@@ -2023,7 +2037,7 @@
         <w:adjustRightInd w:val="0"/>
         <w:snapToGrid w:val="0"/>
         <w:spacing w:line="440" w:lineRule="exact"/>
-        <w:ind w:firstLine="480" w:firstLineChars="200"/>
+        <w:ind w:firstLineChars="200" w:firstLine="480"/>
         <w:textAlignment w:val="auto"/>
         <w:rPr>
           <w:rFonts w:hint="eastAsia" w:ascii="Times New Roman" w:hAnsi="Times New Roman" w:eastAsia="仿宋_GB2312" w:cs="仿宋_GB2312"/>
@@ -2036,6 +2050,7 @@
       <w:r>
         <w:rPr>
           <w:rFonts w:hint="eastAsia" w:ascii="Times New Roman" w:hAnsi="Times New Roman" w:eastAsia="仿宋_GB2312" w:cs="仿宋_GB2312"/>
+          <w:b w:val="0"/>
           <w:color w:val="auto"/>
           <w:sz w:val="24"/>
           <w:shd w:val="clear" w:color="auto" w:fill="FFFFFF"/>
@@ -2060,7 +2075,7 @@
         <w:adjustRightInd w:val="0"/>
         <w:snapToGrid w:val="0"/>
         <w:spacing w:line="440" w:lineRule="exact"/>
-        <w:ind w:firstLine="480" w:firstLineChars="200"/>
+        <w:ind w:firstLineChars="200" w:firstLine="480"/>
         <w:textAlignment w:val="auto"/>
         <w:rPr>
           <w:rFonts w:hint="eastAsia" w:ascii="Times New Roman" w:hAnsi="Times New Roman" w:eastAsia="仿宋_GB2312" w:cs="仿宋_GB2312"/>
@@ -2073,6 +2088,7 @@
       <w:r>
         <w:rPr>
           <w:rFonts w:hint="eastAsia" w:ascii="Times New Roman" w:hAnsi="Times New Roman" w:eastAsia="仿宋_GB2312" w:cs="仿宋_GB2312"/>
+          <w:b w:val="0"/>
           <w:color w:val="auto"/>
           <w:sz w:val="24"/>
           <w:shd w:val="clear" w:color="auto" w:fill="FFFFFF"/>
@@ -2097,7 +2113,7 @@
         <w:adjustRightInd w:val="0"/>
         <w:snapToGrid w:val="0"/>
         <w:spacing w:line="440" w:lineRule="exact"/>
-        <w:ind w:firstLine="480" w:firstLineChars="200"/>
+        <w:ind w:firstLineChars="200" w:firstLine="480"/>
         <w:textAlignment w:val="auto"/>
         <w:rPr>
           <w:rFonts w:hint="eastAsia" w:ascii="Times New Roman" w:hAnsi="Times New Roman" w:eastAsia="仿宋_GB2312" w:cs="仿宋_GB2312"/>
@@ -2110,6 +2126,7 @@
       <w:r>
         <w:rPr>
           <w:rFonts w:hint="eastAsia" w:ascii="Times New Roman" w:hAnsi="Times New Roman" w:eastAsia="仿宋_GB2312" w:cs="仿宋_GB2312"/>
+          <w:b w:val="0"/>
           <w:color w:val="auto"/>
           <w:sz w:val="24"/>
           <w:shd w:val="clear" w:color="auto" w:fill="FFFFFF"/>
@@ -2498,6 +2515,11 @@
         </w:rPr>
       </w:pPr>
       <w:r>
+        <w:rPr>
+          <w:rFonts w:eastAsia="楷体_GB2312" w:ascii="Times New Roman" w:hAnsi="Times New Roman"/>
+          <w:b/>
+          <w:sz w:val="24"/>
+        </w:rPr>
         <w:t>【副标题（可留空）】</w:t>
       </w:r>
     </w:p>
@@ -2519,7 +2541,7 @@
         <w:adjustRightInd w:val="0"/>
         <w:snapToGrid w:val="0"/>
         <w:spacing w:line="440" w:lineRule="exact"/>
-        <w:ind w:firstLine="480" w:firstLineChars="200"/>
+        <w:ind w:firstLineChars="200" w:firstLine="480"/>
         <w:jc w:val="left"/>
         <w:textAlignment w:val="auto"/>
         <w:rPr>
@@ -2533,12 +2555,13 @@
       <w:r>
         <w:rPr>
           <w:rFonts w:hint="eastAsia" w:ascii="Times New Roman" w:hAnsi="Times New Roman" w:eastAsia="黑体" w:cs="黑体"/>
-          <w:color w:val="auto"/>
-          <w:sz w:val="24"/>
-          <w:shd w:val="clear" w:color="auto" w:fill="FFFFFF"/>
-          <w:lang w:val="en-US" w:eastAsia="zh-CN"/>
-        </w:rPr>
-        <w:t>一、【小标题】</w:t>
+          <w:b w:val="0"/>
+          <w:color w:val="auto"/>
+          <w:sz w:val="24"/>
+          <w:shd w:val="clear" w:color="auto" w:fill="FFFFFF"/>
+          <w:lang w:val="en-US" w:eastAsia="zh-CN"/>
+        </w:rPr>
+        <w:t>一、【一级标题】</w:t>
       </w:r>
     </w:p>
     <w:p>
@@ -2557,7 +2580,7 @@
         <w:adjustRightInd w:val="0"/>
         <w:snapToGrid w:val="0"/>
         <w:spacing w:line="440" w:lineRule="exact"/>
-        <w:ind w:firstLine="480" w:firstLineChars="200"/>
+        <w:ind w:firstLineChars="200" w:firstLine="480"/>
         <w:textAlignment w:val="auto"/>
         <w:rPr>
           <w:rFonts w:hint="eastAsia" w:ascii="Times New Roman" w:hAnsi="Times New Roman" w:eastAsia="仿宋_GB2312" w:cs="仿宋_GB2312"/>
@@ -2570,6 +2593,7 @@
       <w:r>
         <w:rPr>
           <w:rFonts w:hint="eastAsia" w:ascii="Times New Roman" w:hAnsi="Times New Roman" w:eastAsia="仿宋_GB2312" w:cs="仿宋_GB2312"/>
+          <w:b w:val="0"/>
           <w:color w:val="auto"/>
           <w:sz w:val="24"/>
           <w:shd w:val="clear" w:color="auto" w:fill="FFFFFF"/>
@@ -2596,7 +2620,7 @@
         <w:adjustRightInd w:val="0"/>
         <w:snapToGrid w:val="0"/>
         <w:spacing w:line="440" w:lineRule="exact"/>
-        <w:ind w:firstLine="480" w:firstLineChars="200"/>
+        <w:ind w:firstLineChars="200" w:firstLine="480"/>
         <w:jc w:val="left"/>
         <w:textAlignment w:val="auto"/>
         <w:rPr>
@@ -2610,12 +2634,13 @@
       <w:r>
         <w:rPr>
           <w:rFonts w:hint="eastAsia" w:ascii="Times New Roman" w:hAnsi="Times New Roman" w:eastAsia="黑体" w:cs="黑体"/>
-          <w:color w:val="auto"/>
-          <w:sz w:val="24"/>
-          <w:shd w:val="clear" w:color="auto" w:fill="FFFFFF"/>
-          <w:lang w:val="en-US" w:eastAsia="zh-CN"/>
-        </w:rPr>
-        <w:t>二、【小标题】</w:t>
+          <w:b w:val="0"/>
+          <w:color w:val="auto"/>
+          <w:sz w:val="24"/>
+          <w:shd w:val="clear" w:color="auto" w:fill="FFFFFF"/>
+          <w:lang w:val="en-US" w:eastAsia="zh-CN"/>
+        </w:rPr>
+        <w:t>二、【一级标题】</w:t>
       </w:r>
     </w:p>
     <w:p>
@@ -2634,7 +2659,7 @@
         <w:adjustRightInd w:val="0"/>
         <w:snapToGrid w:val="0"/>
         <w:spacing w:line="440" w:lineRule="exact"/>
-        <w:ind w:firstLine="480" w:firstLineChars="200"/>
+        <w:ind w:firstLineChars="200" w:firstLine="480"/>
         <w:textAlignment w:val="auto"/>
         <w:rPr>
           <w:rFonts w:hint="eastAsia" w:ascii="Times New Roman" w:hAnsi="Times New Roman" w:eastAsia="仿宋_GB2312" w:cs="仿宋_GB2312"/>
@@ -2647,6 +2672,7 @@
       <w:r>
         <w:rPr>
           <w:rFonts w:hint="eastAsia" w:ascii="Times New Roman" w:hAnsi="Times New Roman" w:eastAsia="仿宋_GB2312" w:cs="仿宋_GB2312"/>
+          <w:b w:val="0"/>
           <w:color w:val="auto"/>
           <w:sz w:val="24"/>
           <w:shd w:val="clear" w:color="auto" w:fill="FFFFFF"/>
@@ -2673,7 +2699,7 @@
         <w:adjustRightInd w:val="0"/>
         <w:snapToGrid w:val="0"/>
         <w:spacing w:line="440" w:lineRule="exact"/>
-        <w:ind w:firstLine="480" w:firstLineChars="200"/>
+        <w:ind w:firstLineChars="200" w:firstLine="480"/>
         <w:jc w:val="left"/>
         <w:textAlignment w:val="auto"/>
         <w:rPr>
@@ -2687,12 +2713,13 @@
       <w:r>
         <w:rPr>
           <w:rFonts w:hint="eastAsia" w:ascii="Times New Roman" w:hAnsi="Times New Roman" w:eastAsia="黑体" w:cs="黑体"/>
-          <w:color w:val="auto"/>
-          <w:sz w:val="24"/>
-          <w:shd w:val="clear" w:color="auto" w:fill="FFFFFF"/>
-          <w:lang w:val="en-US" w:eastAsia="zh-CN"/>
-        </w:rPr>
-        <w:t>三、【小标题】</w:t>
+          <w:b w:val="0"/>
+          <w:color w:val="auto"/>
+          <w:sz w:val="24"/>
+          <w:shd w:val="clear" w:color="auto" w:fill="FFFFFF"/>
+          <w:lang w:val="en-US" w:eastAsia="zh-CN"/>
+        </w:rPr>
+        <w:t>三、【一级标题】</w:t>
       </w:r>
     </w:p>
     <w:p>
@@ -2711,7 +2738,7 @@
         <w:adjustRightInd w:val="0"/>
         <w:snapToGrid w:val="0"/>
         <w:spacing w:line="440" w:lineRule="exact"/>
-        <w:ind w:firstLine="482" w:firstLineChars="200"/>
+        <w:ind w:firstLineChars="200" w:firstLine="480"/>
         <w:textAlignment w:val="auto"/>
         <w:rPr>
           <w:rFonts w:hint="eastAsia" w:ascii="Times New Roman" w:hAnsi="Times New Roman" w:eastAsia="仿宋_GB2312" w:cs="仿宋_GB2312"/>
@@ -2723,8 +2750,8 @@
       </w:pPr>
       <w:r>
         <w:rPr>
-          <w:rFonts w:hint="eastAsia" w:ascii="Times New Roman" w:hAnsi="Times New Roman" w:eastAsia="楷体_GB2312" w:cs="楷体_GB2312"/>
-          <w:b/>
+          <w:rFonts w:hint="eastAsia" w:ascii="Times New Roman" w:hAnsi="Times New Roman" w:eastAsia="仿宋_GB2312" w:cs="楷体_GB2312"/>
+          <w:b w:val="0"/>
           <w:bCs/>
           <w:color w:val="auto"/>
           <w:sz w:val="24"/>
@@ -2750,7 +2777,7 @@
         <w:adjustRightInd w:val="0"/>
         <w:snapToGrid w:val="0"/>
         <w:spacing w:line="440" w:lineRule="exact"/>
-        <w:ind w:firstLine="482" w:firstLineChars="200"/>
+        <w:ind w:firstLineChars="200" w:firstLine="480"/>
         <w:textAlignment w:val="auto"/>
         <w:rPr>
           <w:rFonts w:hint="eastAsia" w:ascii="Times New Roman" w:hAnsi="Times New Roman" w:eastAsia="仿宋_GB2312" w:cs="仿宋_GB2312"/>
@@ -2762,8 +2789,8 @@
       </w:pPr>
       <w:r>
         <w:rPr>
-          <w:rFonts w:hint="eastAsia" w:ascii="Times New Roman" w:hAnsi="Times New Roman" w:eastAsia="楷体_GB2312" w:cs="楷体_GB2312"/>
-          <w:b/>
+          <w:rFonts w:hint="eastAsia" w:ascii="Times New Roman" w:hAnsi="Times New Roman" w:eastAsia="仿宋_GB2312" w:cs="楷体_GB2312"/>
+          <w:b w:val="0"/>
           <w:bCs/>
           <w:color w:val="auto"/>
           <w:sz w:val="24"/>
@@ -2789,7 +2816,7 @@
         <w:adjustRightInd w:val="0"/>
         <w:snapToGrid w:val="0"/>
         <w:spacing w:line="440" w:lineRule="exact"/>
-        <w:ind w:firstLine="482" w:firstLineChars="200"/>
+        <w:ind w:firstLineChars="200" w:firstLine="480"/>
         <w:textAlignment w:val="auto"/>
         <w:rPr>
           <w:rFonts w:hint="eastAsia" w:ascii="Times New Roman" w:hAnsi="Times New Roman" w:eastAsia="仿宋_GB2312" w:cs="仿宋_GB2312"/>
@@ -2801,8 +2828,8 @@
       </w:pPr>
       <w:r>
         <w:rPr>
-          <w:rFonts w:hint="eastAsia" w:ascii="Times New Roman" w:hAnsi="Times New Roman" w:eastAsia="楷体_GB2312" w:cs="楷体_GB2312"/>
-          <w:b/>
+          <w:rFonts w:hint="eastAsia" w:ascii="Times New Roman" w:hAnsi="Times New Roman" w:eastAsia="仿宋_GB2312" w:cs="楷体_GB2312"/>
+          <w:b w:val="0"/>
           <w:bCs/>
           <w:color w:val="auto"/>
           <w:sz w:val="24"/>
@@ -2830,7 +2857,7 @@
         <w:adjustRightInd w:val="0"/>
         <w:snapToGrid w:val="0"/>
         <w:spacing w:line="440" w:lineRule="exact"/>
-        <w:ind w:firstLine="480" w:firstLineChars="200"/>
+        <w:ind w:firstLineChars="200" w:firstLine="480"/>
         <w:jc w:val="left"/>
         <w:textAlignment w:val="auto"/>
         <w:rPr>
@@ -2844,12 +2871,13 @@
       <w:r>
         <w:rPr>
           <w:rFonts w:hint="eastAsia" w:ascii="Times New Roman" w:hAnsi="Times New Roman" w:eastAsia="黑体" w:cs="黑体"/>
-          <w:color w:val="auto"/>
-          <w:sz w:val="24"/>
-          <w:shd w:val="clear" w:color="auto" w:fill="FFFFFF"/>
-          <w:lang w:val="en-US" w:eastAsia="zh-CN"/>
-        </w:rPr>
-        <w:t>四、【小标题】</w:t>
+          <w:b w:val="0"/>
+          <w:color w:val="auto"/>
+          <w:sz w:val="24"/>
+          <w:shd w:val="clear" w:color="auto" w:fill="FFFFFF"/>
+          <w:lang w:val="en-US" w:eastAsia="zh-CN"/>
+        </w:rPr>
+        <w:t>四、【一级标题】</w:t>
       </w:r>
     </w:p>
     <w:p>
@@ -2868,7 +2896,7 @@
         <w:adjustRightInd w:val="0"/>
         <w:snapToGrid w:val="0"/>
         <w:spacing w:line="440" w:lineRule="exact"/>
-        <w:ind w:firstLine="480" w:firstLineChars="200"/>
+        <w:ind w:firstLineChars="200" w:firstLine="480"/>
         <w:textAlignment w:val="auto"/>
         <w:rPr>
           <w:rFonts w:hint="eastAsia" w:ascii="Times New Roman" w:hAnsi="Times New Roman" w:eastAsia="仿宋_GB2312" w:cs="仿宋_GB2312"/>
@@ -2881,6 +2909,7 @@
       <w:r>
         <w:rPr>
           <w:rFonts w:hint="eastAsia" w:ascii="Times New Roman" w:hAnsi="Times New Roman" w:eastAsia="仿宋_GB2312" w:cs="仿宋_GB2312"/>
+          <w:b w:val="0"/>
           <w:color w:val="auto"/>
           <w:sz w:val="24"/>
           <w:shd w:val="clear" w:color="auto" w:fill="FFFFFF"/>

--- a/pipeline/编制排版/测绘动态月刊_模板.docx
+++ b/pipeline/编制排版/测绘动态月刊_模板.docx
@@ -1483,7 +1483,7 @@
           <w:szCs w:val="32"/>
           <w:lang w:val="en-US" w:eastAsia="zh-CN"/>
         </w:rPr>
-        <w:t>【单位：文件标题】</w:t>
+        <w:t>【省份】XX省印发《XX省基础测绘管理办法》</w:t>
       </w:r>
     </w:p>
     <w:p>
@@ -1515,12 +1515,13 @@
       <w:r>
         <w:rPr>
           <w:rFonts w:hint="eastAsia" w:ascii="Times New Roman" w:hAnsi="Times New Roman" w:eastAsia="楷体_GB2312" w:cs="仿宋_GB2312"/>
-          <w:color w:val="auto"/>
-          <w:sz w:val="24"/>
-          <w:shd w:val="clear" w:color="auto" w:fill="FFFFFF"/>
-          <w:lang w:val="en-US" w:eastAsia="zh-CN"/>
-        </w:rPr>
-        <w:t>【发文字号】</w:t>
+          <w:b w:val="0"/>
+          <w:color w:val="auto"/>
+          <w:sz w:val="24"/>
+          <w:shd w:val="clear" w:color="auto" w:fill="FFFFFF"/>
+          <w:lang w:val="en-US" w:eastAsia="zh-CN"/>
+        </w:rPr>
+        <w:t>来源：XX省自然资源厅</w:t>
       </w:r>
     </w:p>
     <w:p>
@@ -1566,6 +1567,7 @@
         <w:adjustRightInd w:val="0"/>
         <w:snapToGrid w:val="0"/>
         <w:spacing w:line="440" w:lineRule="exact"/>
+        <w:ind w:firstLine="480"/>
         <w:textAlignment w:val="auto"/>
         <w:rPr>
           <w:rFonts w:hint="eastAsia" w:ascii="Times New Roman" w:hAnsi="Times New Roman" w:eastAsia="仿宋_GB2312" w:cs="仿宋_GB2312"/>
@@ -1578,12 +1580,13 @@
       <w:r>
         <w:rPr>
           <w:rFonts w:hint="eastAsia" w:ascii="Times New Roman" w:hAnsi="Times New Roman" w:eastAsia="仿宋_GB2312" w:cs="仿宋_GB2312"/>
-          <w:color w:val="auto"/>
-          <w:sz w:val="24"/>
-          <w:shd w:val="clear" w:color="auto" w:fill="FFFFFF"/>
-          <w:lang w:val="en-US" w:eastAsia="zh-CN"/>
-        </w:rPr>
-        <w:t>【主送单位：】</w:t>
+          <w:b w:val="0"/>
+          <w:color w:val="auto"/>
+          <w:sz w:val="24"/>
+          <w:shd w:val="clear" w:color="auto" w:fill="FFFFFF"/>
+          <w:lang w:val="en-US" w:eastAsia="zh-CN"/>
+        </w:rPr>
+        <w:t>为规范基础测绘活动、健全测绘基准服务，XX省人民政府近日印发本省基础测绘管理办法，自 20XX 年 X 月 X 日起施行。</w:t>
       </w:r>
     </w:p>
     <w:p>
@@ -1614,14 +1617,14 @@
       </w:pPr>
       <w:r>
         <w:rPr>
-          <w:rFonts w:hint="eastAsia" w:ascii="Times New Roman" w:hAnsi="Times New Roman" w:eastAsia="仿宋_GB2312" w:cs="仿宋_GB2312"/>
-          <w:b w:val="0"/>
-          <w:color w:val="auto"/>
-          <w:sz w:val="24"/>
-          <w:shd w:val="clear" w:color="auto" w:fill="FFFFFF"/>
-          <w:lang w:val="en-US" w:eastAsia="zh-CN"/>
-        </w:rPr>
-        <w:t>【正文段落：说明发文背景、依据与目的。】</w:t>
+          <w:rFonts w:hint="eastAsia" w:ascii="Times New Roman" w:hAnsi="Times New Roman" w:eastAsia="黑体" w:cs="仿宋_GB2312"/>
+          <w:b w:val="0"/>
+          <w:color w:val="auto"/>
+          <w:sz w:val="24"/>
+          <w:shd w:val="clear" w:color="auto" w:fill="FFFFFF"/>
+          <w:lang w:val="en-US" w:eastAsia="zh-CN"/>
+        </w:rPr>
+        <w:t>一、总体要求</w:t>
       </w:r>
     </w:p>
     <w:p>
@@ -1652,15 +1655,297 @@
       </w:pPr>
       <w:r>
         <w:rPr>
+          <w:rFonts w:hint="eastAsia" w:ascii="Times New Roman" w:hAnsi="Times New Roman" w:eastAsia="仿宋_GB2312" w:cs="黑体"/>
+          <w:b w:val="0"/>
+          <w:color w:val="auto"/>
+          <w:sz w:val="24"/>
+          <w:shd w:val="clear" w:color="auto" w:fill="FFFFFF"/>
+          <w:lang w:val="en-US" w:eastAsia="zh-CN"/>
+        </w:rPr>
+        <w:t>明确基础测绘为经济建设、国防建设、社会发展和生态文明建设服务，落实测绘基准统一监管。</w:t>
+      </w:r>
+    </w:p>
+    <w:p>
+      <w:pPr>
+        <w:keepNext w:val="0"/>
+        <w:keepLines w:val="0"/>
+        <w:pageBreakBefore w:val="0"/>
+        <w:widowControl w:val="0"/>
+        <w:kinsoku/>
+        <w:wordWrap/>
+        <w:overflowPunct/>
+        <w:topLinePunct w:val="0"/>
+        <w:autoSpaceDE/>
+        <w:autoSpaceDN/>
+        <w:bidi w:val="0"/>
+        <w:adjustRightInd w:val="0"/>
+        <w:snapToGrid w:val="0"/>
+        <w:spacing w:line="440" w:lineRule="exact"/>
+        <w:ind w:firstLineChars="200" w:firstLine="482"/>
+        <w:textAlignment w:val="auto"/>
+        <w:rPr>
+          <w:rFonts w:hint="eastAsia" w:ascii="Times New Roman" w:hAnsi="Times New Roman" w:eastAsia="仿宋_GB2312" w:cs="仿宋_GB2312"/>
+          <w:color w:val="auto"/>
+          <w:sz w:val="24"/>
+          <w:shd w:val="clear" w:color="auto" w:fill="FFFFFF"/>
+          <w:lang w:val="en-US" w:eastAsia="zh-CN"/>
+        </w:rPr>
+      </w:pPr>
+      <w:r>
+        <w:rPr>
+          <w:rFonts w:hint="eastAsia" w:ascii="Times New Roman" w:hAnsi="Times New Roman" w:eastAsia="楷体_GB2312" w:cs="仿宋_GB2312"/>
+          <w:b/>
+          <w:color w:val="auto"/>
+          <w:sz w:val="24"/>
+          <w:shd w:val="clear" w:color="auto" w:fill="FFFFFF"/>
+          <w:lang w:val="en-US" w:eastAsia="zh-CN"/>
+        </w:rPr>
+        <w:t>（一）主要任务</w:t>
+      </w:r>
+    </w:p>
+    <w:p>
+      <w:pPr>
+        <w:keepNext w:val="0"/>
+        <w:keepLines w:val="0"/>
+        <w:pageBreakBefore w:val="0"/>
+        <w:widowControl w:val="0"/>
+        <w:kinsoku/>
+        <w:wordWrap/>
+        <w:overflowPunct/>
+        <w:topLinePunct w:val="0"/>
+        <w:autoSpaceDE/>
+        <w:autoSpaceDN/>
+        <w:bidi w:val="0"/>
+        <w:adjustRightInd w:val="0"/>
+        <w:snapToGrid w:val="0"/>
+        <w:spacing w:line="440" w:lineRule="exact"/>
+        <w:ind w:firstLineChars="200" w:firstLine="482"/>
+        <w:textAlignment w:val="auto"/>
+        <w:rPr>
           <w:rFonts w:hint="eastAsia" w:ascii="Times New Roman" w:hAnsi="Times New Roman" w:eastAsia="黑体" w:cs="黑体"/>
-          <w:b w:val="0"/>
-          <w:color w:val="auto"/>
-          <w:sz w:val="24"/>
-          <w:shd w:val="clear" w:color="auto" w:fill="FFFFFF"/>
-          <w:lang w:val="en-US" w:eastAsia="zh-CN"/>
-        </w:rPr>
-        <w:t>一、【一级标题】</w:t>
-      </w:r>
+          <w:color w:val="auto"/>
+          <w:sz w:val="24"/>
+          <w:shd w:val="clear" w:color="auto" w:fill="FFFFFF"/>
+          <w:lang w:val="en-US" w:eastAsia="zh-CN"/>
+        </w:rPr>
+      </w:pPr>
+      <w:r>
+        <w:rPr>
+          <w:rFonts w:hint="eastAsia" w:ascii="Times New Roman" w:hAnsi="Times New Roman" w:eastAsia="仿宋_GB2312" w:cs="黑体"/>
+          <w:b/>
+          <w:color w:val="auto"/>
+          <w:sz w:val="24"/>
+          <w:shd w:val="clear" w:color="auto" w:fill="FFFFFF"/>
+          <w:lang w:val="en-US" w:eastAsia="zh-CN"/>
+        </w:rPr>
+        <w:t>1.建设要求：</w:t>
+      </w:r>
+      <w:r>
+        <w:rPr>
+          <w:rFonts w:eastAsia="仿宋_GB2312" w:ascii="Times New Roman" w:hAnsi="Times New Roman"/>
+          <w:sz w:val="24"/>
+        </w:rPr>
+        <w:t>统筹全省测绘基准建设与维护，推进卫星导航定位基准站“一张网”服务。</w:t>
+      </w:r>
+    </w:p>
+    <w:p>
+      <w:pPr>
+        <w:keepNext w:val="0"/>
+        <w:keepLines w:val="0"/>
+        <w:pageBreakBefore w:val="0"/>
+        <w:widowControl w:val="0"/>
+        <w:kinsoku/>
+        <w:wordWrap/>
+        <w:overflowPunct/>
+        <w:topLinePunct w:val="0"/>
+        <w:autoSpaceDE/>
+        <w:autoSpaceDN/>
+        <w:bidi w:val="0"/>
+        <w:adjustRightInd w:val="0"/>
+        <w:snapToGrid w:val="0"/>
+        <w:spacing w:line="440" w:lineRule="exact"/>
+        <w:ind w:firstLineChars="200"/>
+        <w:textAlignment w:val="auto"/>
+        <w:rPr>
+          <w:rFonts w:hint="eastAsia" w:ascii="Times New Roman" w:hAnsi="Times New Roman" w:eastAsia="仿宋_GB2312" w:cs="仿宋_GB2312"/>
+          <w:color w:val="auto"/>
+          <w:sz w:val="24"/>
+          <w:shd w:val="clear" w:color="auto" w:fill="FFFFFF"/>
+          <w:lang w:val="en-US" w:eastAsia="zh-CN"/>
+        </w:rPr>
+      </w:pPr>
+      <w:r>
+        <w:rPr>
+          <w:rFonts w:hint="eastAsia" w:ascii="Times New Roman" w:hAnsi="Times New Roman" w:eastAsia="楷体_GB2312" w:cs="仿宋_GB2312"/>
+          <w:b w:val="0"/>
+          <w:color w:val="auto"/>
+          <w:sz w:val="24"/>
+          <w:shd w:val="clear" w:color="auto" w:fill="FFFFFF"/>
+          <w:lang w:val="en-US" w:eastAsia="zh-CN"/>
+        </w:rPr>
+        <w:t>原文链接：https://example.com/gnss-act</w:t>
+      </w:r>
+    </w:p>
+    <w:p>
+      <w:pPr>
+        <w:keepNext w:val="0"/>
+        <w:keepLines w:val="0"/>
+        <w:pageBreakBefore w:val="0"/>
+        <w:widowControl w:val="0"/>
+        <w:kinsoku/>
+        <w:wordWrap/>
+        <w:overflowPunct/>
+        <w:topLinePunct w:val="0"/>
+        <w:autoSpaceDE/>
+        <w:autoSpaceDN/>
+        <w:bidi w:val="0"/>
+        <w:spacing w:line="440" w:lineRule="exact"/>
+        <w:textAlignment w:val="auto"/>
+        <w:rPr>
+          <w:rFonts w:hint="eastAsia" w:ascii="Times New Roman" w:hAnsi="Times New Roman" w:eastAsia="仿宋_GB2312" w:cs="仿宋_GB2312"/>
+          <w:snapToGrid w:val="0"/>
+          <w:color w:val="auto"/>
+          <w:kern w:val="0"/>
+          <w:sz w:val="24"/>
+        </w:rPr>
+        <w:sectPr>
+          <w:headerReference r:id="rId8" w:type="default"/>
+          <w:footerReference r:id="rId9" w:type="default"/>
+          <w:pgSz w:w="11906" w:h="16838"/>
+          <w:pgMar w:top="1701" w:right="1417" w:bottom="1701" w:left="1417" w:header="851" w:footer="1247" w:gutter="0"/>
+          <w:pgNumType w:fmt="decimal" w:start="1"/>
+          <w:cols w:space="720" w:num="1"/>
+          <w:docGrid w:type="lines" w:linePitch="312" w:charSpace="0"/>
+        </w:sectPr>
+      </w:pPr>
+    </w:p>
+    <w:p>
+      <w:pPr>
+        <w:keepNext w:val="0"/>
+        <w:keepLines w:val="0"/>
+        <w:pageBreakBefore w:val="0"/>
+        <w:widowControl w:val="0"/>
+        <w:kinsoku/>
+        <w:wordWrap/>
+        <w:overflowPunct/>
+        <w:topLinePunct w:val="0"/>
+        <w:autoSpaceDE/>
+        <w:autoSpaceDN/>
+        <w:bidi w:val="0"/>
+        <w:adjustRightInd w:val="0"/>
+        <w:snapToGrid w:val="0"/>
+        <w:spacing w:line="440" w:lineRule="exact"/>
+        <w:ind w:firstLine="480" w:firstLineChars="200"/>
+        <w:textAlignment w:val="auto"/>
+        <w:rPr>
+          <w:rFonts w:hint="eastAsia" w:ascii="Times New Roman" w:hAnsi="Times New Roman" w:eastAsia="仿宋_GB2312" w:cs="仿宋_GB2312"/>
+          <w:color w:val="auto"/>
+          <w:sz w:val="24"/>
+          <w:shd w:val="clear" w:color="auto" w:fill="FFFFFF"/>
+        </w:rPr>
+      </w:pPr>
+    </w:p>
+    <w:p>
+      <w:pPr>
+        <w:keepNext w:val="0"/>
+        <w:keepLines w:val="0"/>
+        <w:pageBreakBefore w:val="0"/>
+        <w:widowControl w:val="0"/>
+        <w:kinsoku/>
+        <w:wordWrap/>
+        <w:overflowPunct/>
+        <w:topLinePunct w:val="0"/>
+        <w:autoSpaceDE/>
+        <w:autoSpaceDN/>
+        <w:bidi w:val="0"/>
+        <w:adjustRightInd w:val="0"/>
+        <w:snapToGrid w:val="0"/>
+        <w:spacing w:line="440" w:lineRule="exact"/>
+        <w:jc w:val="center"/>
+        <w:textAlignment w:val="auto"/>
+        <w:rPr>
+          <w:rFonts w:hint="eastAsia" w:ascii="Times New Roman" w:hAnsi="Times New Roman" w:eastAsia="方正小标宋简体" w:cs="仿宋_GB2312"/>
+          <w:color w:val="auto"/>
+          <w:sz w:val="32"/>
+          <w:szCs w:val="32"/>
+          <w:lang w:val="en-US" w:eastAsia="zh-CN"/>
+        </w:rPr>
+      </w:pPr>
+      <w:r>
+        <w:rPr>
+          <w:rFonts w:hint="eastAsia" w:ascii="Times New Roman" w:hAnsi="Times New Roman" w:eastAsia="方正小标宋简体" w:cs="仿宋_GB2312"/>
+          <w:color w:val="auto"/>
+          <w:sz w:val="32"/>
+          <w:szCs w:val="32"/>
+          <w:lang w:val="en-US" w:eastAsia="zh-CN"/>
+        </w:rPr>
+        <w:t>【省份】XX省以实景三维赋能城市治理</w:t>
+      </w:r>
+    </w:p>
+    <w:p>
+      <w:pPr>
+        <w:keepNext w:val="0"/>
+        <w:keepLines w:val="0"/>
+        <w:pageBreakBefore w:val="0"/>
+        <w:widowControl w:val="0"/>
+        <w:kinsoku/>
+        <w:wordWrap/>
+        <w:overflowPunct/>
+        <w:topLinePunct w:val="0"/>
+        <w:autoSpaceDE/>
+        <w:autoSpaceDN/>
+        <w:bidi w:val="0"/>
+        <w:adjustRightInd w:val="0"/>
+        <w:snapToGrid w:val="0"/>
+        <w:spacing w:line="440" w:lineRule="exact"/>
+        <w:jc w:val="center"/>
+        <w:textAlignment w:val="auto"/>
+        <w:rPr>
+          <w:rFonts w:hint="eastAsia" w:ascii="Times New Roman" w:hAnsi="Times New Roman" w:eastAsia="仿宋_GB2312" w:cs="仿宋_GB2312"/>
+          <w:color w:val="auto"/>
+          <w:sz w:val="24"/>
+          <w:shd w:val="clear" w:color="auto" w:fill="FFFFFF"/>
+          <w:lang w:eastAsia="zh-CN"/>
+        </w:rPr>
+      </w:pPr>
+      <w:r>
+        <w:rPr>
+          <w:rFonts w:hint="eastAsia" w:ascii="Times New Roman" w:hAnsi="Times New Roman" w:eastAsia="楷体_GB2312" w:cs="仿宋_GB2312"/>
+          <w:b w:val="0"/>
+          <w:color w:val="auto"/>
+          <w:sz w:val="24"/>
+          <w:shd w:val="clear" w:color="auto" w:fill="FFFFFF"/>
+          <w:lang w:val="en-US" w:eastAsia="zh-CN"/>
+        </w:rPr>
+        <w:t>来源：XX省自然资源厅</w:t>
+      </w:r>
+    </w:p>
+    <w:p>
+      <w:pPr>
+        <w:keepNext w:val="0"/>
+        <w:keepLines w:val="0"/>
+        <w:pageBreakBefore w:val="0"/>
+        <w:widowControl w:val="0"/>
+        <w:kinsoku/>
+        <w:wordWrap/>
+        <w:overflowPunct/>
+        <w:topLinePunct w:val="0"/>
+        <w:autoSpaceDE/>
+        <w:autoSpaceDN/>
+        <w:bidi w:val="0"/>
+        <w:adjustRightInd w:val="0"/>
+        <w:snapToGrid w:val="0"/>
+        <w:spacing w:line="440" w:lineRule="exact"/>
+        <w:ind w:firstLine="480" w:firstLineChars="200"/>
+        <w:textAlignment w:val="auto"/>
+        <w:rPr>
+          <w:rFonts w:hint="eastAsia" w:ascii="Times New Roman" w:hAnsi="Times New Roman" w:eastAsia="仿宋_GB2312" w:cs="仿宋_GB2312"/>
+          <w:color w:val="auto"/>
+          <w:sz w:val="24"/>
+          <w:shd w:val="clear" w:color="auto" w:fill="FFFFFF"/>
+          <w:lang w:eastAsia="zh-CN"/>
+        </w:rPr>
+      </w:pPr>
     </w:p>
     <w:p>
       <w:pPr>
@@ -1685,19 +1970,57 @@
           <w:color w:val="auto"/>
           <w:sz w:val="24"/>
           <w:shd w:val="clear" w:color="auto" w:fill="FFFFFF"/>
-          <w:lang w:val="en-US" w:eastAsia="zh-CN"/>
-        </w:rPr>
-      </w:pPr>
-      <w:r>
-        <w:rPr>
-          <w:rFonts w:hint="eastAsia" w:ascii="Times New Roman" w:hAnsi="Times New Roman" w:eastAsia="仿宋_GB2312" w:cs="仿宋_GB2312"/>
-          <w:b w:val="0"/>
-          <w:color w:val="auto"/>
-          <w:sz w:val="24"/>
-          <w:shd w:val="clear" w:color="auto" w:fill="FFFFFF"/>
-          <w:lang w:val="en-US" w:eastAsia="zh-CN"/>
-        </w:rPr>
-        <w:t>【正文段落。】</w:t>
+          <w:lang w:eastAsia="zh-CN"/>
+        </w:rPr>
+      </w:pPr>
+      <w:r>
+        <w:rPr>
+          <w:rFonts w:hint="eastAsia" w:ascii="Times New Roman" w:hAnsi="Times New Roman" w:eastAsia="仿宋_GB2312" w:cs="仿宋_GB2312"/>
+          <w:b w:val="0"/>
+          <w:color w:val="auto"/>
+          <w:sz w:val="24"/>
+          <w:shd w:val="clear" w:color="auto" w:fill="FFFFFF"/>
+          <w:lang w:eastAsia="zh-CN"/>
+        </w:rPr>
+        <w:t>XX省依托实景三维数据底座搭建城市运行“一张图”，项目审批、耕地保护等场景实现在线协同。</w:t>
+      </w:r>
+    </w:p>
+    <w:p>
+      <w:pPr>
+        <w:keepNext w:val="0"/>
+        <w:keepLines w:val="0"/>
+        <w:pageBreakBefore w:val="0"/>
+        <w:widowControl w:val="0"/>
+        <w:kinsoku/>
+        <w:wordWrap/>
+        <w:overflowPunct/>
+        <w:topLinePunct w:val="0"/>
+        <w:autoSpaceDE/>
+        <w:autoSpaceDN/>
+        <w:bidi w:val="0"/>
+        <w:adjustRightInd w:val="0"/>
+        <w:snapToGrid w:val="0"/>
+        <w:spacing w:line="440" w:lineRule="exact"/>
+        <w:ind w:firstLineChars="200" w:firstLine="480"/>
+        <w:textAlignment w:val="auto"/>
+        <w:rPr>
+          <w:rFonts w:hint="eastAsia" w:ascii="Times New Roman" w:hAnsi="Times New Roman" w:eastAsia="仿宋_GB2312" w:cs="仿宋_GB2312"/>
+          <w:color w:val="auto"/>
+          <w:sz w:val="24"/>
+          <w:shd w:val="clear" w:color="auto" w:fill="FFFFFF"/>
+          <w:lang w:eastAsia="zh-CN"/>
+        </w:rPr>
+      </w:pPr>
+      <w:r>
+        <w:rPr>
+          <w:rFonts w:hint="eastAsia" w:ascii="Times New Roman" w:hAnsi="Times New Roman" w:eastAsia="黑体" w:cs="仿宋_GB2312"/>
+          <w:b w:val="0"/>
+          <w:color w:val="auto"/>
+          <w:sz w:val="24"/>
+          <w:shd w:val="clear" w:color="auto" w:fill="FFFFFF"/>
+          <w:lang w:eastAsia="zh-CN"/>
+        </w:rPr>
+        <w:t>一、应用场景</w:t>
       </w:r>
     </w:p>
     <w:p>
@@ -1719,23 +2042,23 @@
         <w:ind w:firstLineChars="200" w:firstLine="482"/>
         <w:textAlignment w:val="auto"/>
         <w:rPr>
-          <w:rFonts w:hint="eastAsia" w:ascii="Times New Roman" w:hAnsi="Times New Roman" w:eastAsia="黑体" w:cs="黑体"/>
-          <w:color w:val="auto"/>
-          <w:sz w:val="24"/>
-          <w:shd w:val="clear" w:color="auto" w:fill="FFFFFF"/>
-          <w:lang w:val="en-US" w:eastAsia="zh-CN"/>
-        </w:rPr>
-      </w:pPr>
-      <w:r>
-        <w:rPr>
-          <w:rFonts w:hint="eastAsia" w:ascii="Times New Roman" w:hAnsi="Times New Roman" w:eastAsia="楷体_GB2312" w:cs="黑体"/>
+          <w:rFonts w:hint="eastAsia" w:ascii="Times New Roman" w:hAnsi="Times New Roman" w:eastAsia="仿宋_GB2312" w:cs="仿宋_GB2312"/>
+          <w:color w:val="auto"/>
+          <w:sz w:val="24"/>
+          <w:shd w:val="clear" w:color="auto" w:fill="FFFFFF"/>
+          <w:lang w:eastAsia="zh-CN"/>
+        </w:rPr>
+      </w:pPr>
+      <w:r>
+        <w:rPr>
+          <w:rFonts w:hint="eastAsia" w:ascii="Times New Roman" w:hAnsi="Times New Roman" w:eastAsia="楷体_GB2312" w:cs="仿宋_GB2312"/>
           <w:b/>
           <w:color w:val="auto"/>
           <w:sz w:val="24"/>
           <w:shd w:val="clear" w:color="auto" w:fill="FFFFFF"/>
-          <w:lang w:val="en-US" w:eastAsia="zh-CN"/>
-        </w:rPr>
-        <w:t>（一）【二级标题】</w:t>
+          <w:lang w:eastAsia="zh-CN"/>
+        </w:rPr>
+        <w:t>（一）项目审批</w:t>
       </w:r>
     </w:p>
     <w:p>
@@ -1761,7 +2084,7 @@
           <w:color w:val="auto"/>
           <w:sz w:val="24"/>
           <w:shd w:val="clear" w:color="auto" w:fill="FFFFFF"/>
-          <w:lang w:val="en-US" w:eastAsia="zh-CN"/>
+          <w:lang w:eastAsia="zh-CN"/>
         </w:rPr>
       </w:pPr>
       <w:r>
@@ -1771,126 +2094,17 @@
           <w:color w:val="auto"/>
           <w:sz w:val="24"/>
           <w:shd w:val="clear" w:color="auto" w:fill="FFFFFF"/>
-          <w:lang w:val="en-US" w:eastAsia="zh-CN"/>
-        </w:rPr>
-        <w:t>1.【正文小标题】：</w:t>
+          <w:lang w:eastAsia="zh-CN"/>
+        </w:rPr>
+        <w:t>1.办理成效：</w:t>
       </w:r>
       <w:r>
         <w:rPr>
           <w:rFonts w:eastAsia="仿宋_GB2312" w:ascii="Times New Roman" w:hAnsi="Times New Roman"/>
           <w:sz w:val="24"/>
         </w:rPr>
-        <w:t>【正文内容。】</w:t>
-      </w:r>
-    </w:p>
-    <w:p>
-      <w:pPr>
-        <w:keepNext w:val="0"/>
-        <w:keepLines w:val="0"/>
-        <w:pageBreakBefore w:val="0"/>
-        <w:widowControl w:val="0"/>
-        <w:kinsoku/>
-        <w:wordWrap w:val="0"/>
-        <w:overflowPunct/>
-        <w:topLinePunct w:val="0"/>
-        <w:autoSpaceDE/>
-        <w:autoSpaceDN/>
-        <w:bidi w:val="0"/>
-        <w:adjustRightInd w:val="0"/>
-        <w:snapToGrid w:val="0"/>
-        <w:spacing w:line="440" w:lineRule="exact"/>
-        <w:ind w:firstLine="480" w:firstLineChars="200"/>
-        <w:jc w:val="right"/>
-        <w:textAlignment w:val="auto"/>
-        <w:rPr>
-          <w:rFonts w:hint="default" w:ascii="Times New Roman" w:hAnsi="Times New Roman" w:eastAsia="仿宋_GB2312" w:cs="仿宋_GB2312"/>
-          <w:color w:val="auto"/>
-          <w:sz w:val="24"/>
-          <w:shd w:val="clear" w:color="auto" w:fill="FFFFFF"/>
-          <w:lang w:val="en-US" w:eastAsia="zh-CN"/>
-        </w:rPr>
-      </w:pPr>
-      <w:r>
-        <w:rPr>
-          <w:rFonts w:hint="eastAsia" w:ascii="Times New Roman" w:hAnsi="Times New Roman" w:eastAsia="仿宋_GB2312" w:cs="仿宋_GB2312"/>
-          <w:color w:val="auto"/>
-          <w:sz w:val="24"/>
-          <w:shd w:val="clear" w:color="auto" w:fill="FFFFFF"/>
-          <w:lang w:val="en-US" w:eastAsia="zh-CN"/>
-        </w:rPr>
-        <w:t xml:space="preserve">【发文单位】    </w:t>
-      </w:r>
-    </w:p>
-    <w:p>
-      <w:pPr>
-        <w:keepNext w:val="0"/>
-        <w:keepLines w:val="0"/>
-        <w:pageBreakBefore w:val="0"/>
-        <w:widowControl w:val="0"/>
-        <w:kinsoku/>
-        <w:wordWrap w:val="0"/>
-        <w:overflowPunct/>
-        <w:topLinePunct w:val="0"/>
-        <w:autoSpaceDE/>
-        <w:autoSpaceDN/>
-        <w:bidi w:val="0"/>
-        <w:adjustRightInd w:val="0"/>
-        <w:snapToGrid w:val="0"/>
-        <w:spacing w:line="440" w:lineRule="exact"/>
-        <w:ind w:firstLine="480" w:firstLineChars="200"/>
-        <w:jc w:val="right"/>
-        <w:textAlignment w:val="auto"/>
-        <w:rPr>
-          <w:rFonts w:hint="default" w:ascii="Times New Roman" w:hAnsi="Times New Roman" w:eastAsia="仿宋_GB2312" w:cs="仿宋_GB2312"/>
-          <w:color w:val="auto"/>
-          <w:sz w:val="24"/>
-          <w:shd w:val="clear" w:color="auto" w:fill="FFFFFF"/>
-          <w:lang w:val="en-US" w:eastAsia="zh-CN"/>
-        </w:rPr>
-      </w:pPr>
-      <w:r>
-        <w:rPr>
-          <w:rFonts w:hint="eastAsia" w:ascii="Times New Roman" w:hAnsi="Times New Roman" w:eastAsia="仿宋_GB2312" w:cs="仿宋_GB2312"/>
-          <w:color w:val="auto"/>
-          <w:sz w:val="24"/>
-          <w:shd w:val="clear" w:color="auto" w:fill="FFFFFF"/>
-          <w:lang w:val="en-US" w:eastAsia="zh-CN"/>
-        </w:rPr>
-        <w:t xml:space="preserve">【20XX年X月X日】    </w:t>
-      </w:r>
-    </w:p>
-    <w:p>
-      <w:pPr>
-        <w:keepNext w:val="0"/>
-        <w:keepLines w:val="0"/>
-        <w:pageBreakBefore w:val="0"/>
-        <w:widowControl w:val="0"/>
-        <w:kinsoku/>
-        <w:wordWrap/>
-        <w:overflowPunct/>
-        <w:topLinePunct w:val="0"/>
-        <w:autoSpaceDE/>
-        <w:autoSpaceDN/>
-        <w:bidi w:val="0"/>
-        <w:spacing w:line="440" w:lineRule="exact"/>
-        <w:textAlignment w:val="auto"/>
-        <w:rPr>
-          <w:rFonts w:hint="eastAsia" w:ascii="Times New Roman" w:hAnsi="Times New Roman" w:eastAsia="仿宋_GB2312" w:cs="仿宋_GB2312"/>
-          <w:snapToGrid w:val="0"/>
-          <w:color w:val="auto"/>
-          <w:kern w:val="0"/>
-          <w:sz w:val="24"/>
-        </w:rPr>
-        <w:sectPr>
-          <w:headerReference r:id="rId8" w:type="default"/>
-          <w:footerReference r:id="rId9" w:type="default"/>
-          <w:pgSz w:w="11906" w:h="16838"/>
-          <w:pgMar w:top="1701" w:right="1417" w:bottom="1701" w:left="1417" w:header="851" w:footer="1247" w:gutter="0"/>
-          <w:pgNumType w:fmt="decimal" w:start="1"/>
-          <w:cols w:space="720" w:num="1"/>
-          <w:docGrid w:type="lines" w:linePitch="312" w:charSpace="0"/>
-        </w:sectPr>
-      </w:pPr>
+        <w:t>审批环节压减 8 个、申报材料减少 5 项，办理时限缩短三成。</w:t>
+      </w:r>
     </w:p>
     <w:p>
       <w:pPr>
@@ -1908,303 +2122,26 @@
         <w:adjustRightInd w:val="0"/>
         <w:snapToGrid w:val="0"/>
         <w:spacing w:line="440" w:lineRule="exact"/>
-        <w:ind w:firstLine="480" w:firstLineChars="200"/>
+        <w:ind w:firstLineChars="200"/>
         <w:textAlignment w:val="auto"/>
         <w:rPr>
           <w:rFonts w:hint="eastAsia" w:ascii="Times New Roman" w:hAnsi="Times New Roman" w:eastAsia="仿宋_GB2312" w:cs="仿宋_GB2312"/>
           <w:color w:val="auto"/>
           <w:sz w:val="24"/>
           <w:shd w:val="clear" w:color="auto" w:fill="FFFFFF"/>
-        </w:rPr>
-      </w:pPr>
-    </w:p>
-    <w:p>
-      <w:pPr>
-        <w:keepNext w:val="0"/>
-        <w:keepLines w:val="0"/>
-        <w:pageBreakBefore w:val="0"/>
-        <w:widowControl w:val="0"/>
-        <w:kinsoku/>
-        <w:wordWrap/>
-        <w:overflowPunct/>
-        <w:topLinePunct w:val="0"/>
-        <w:autoSpaceDE/>
-        <w:autoSpaceDN/>
-        <w:bidi w:val="0"/>
-        <w:adjustRightInd w:val="0"/>
-        <w:snapToGrid w:val="0"/>
-        <w:spacing w:line="440" w:lineRule="exact"/>
-        <w:jc w:val="center"/>
-        <w:textAlignment w:val="auto"/>
-        <w:rPr>
-          <w:rFonts w:hint="eastAsia" w:ascii="Times New Roman" w:hAnsi="Times New Roman" w:eastAsia="方正小标宋简体" w:cs="仿宋_GB2312"/>
-          <w:color w:val="auto"/>
-          <w:sz w:val="32"/>
-          <w:szCs w:val="32"/>
-          <w:lang w:val="en-US" w:eastAsia="zh-CN"/>
-        </w:rPr>
-      </w:pPr>
-      <w:r>
-        <w:rPr>
-          <w:rFonts w:hint="eastAsia" w:ascii="Times New Roman" w:hAnsi="Times New Roman" w:eastAsia="方正小标宋简体" w:cs="仿宋_GB2312"/>
-          <w:color w:val="auto"/>
-          <w:sz w:val="32"/>
-          <w:szCs w:val="32"/>
-          <w:lang w:val="en-US" w:eastAsia="zh-CN"/>
-        </w:rPr>
-        <w:t>【报道标题】</w:t>
-      </w:r>
-    </w:p>
-    <w:p>
-      <w:pPr>
-        <w:keepNext w:val="0"/>
-        <w:keepLines w:val="0"/>
-        <w:pageBreakBefore w:val="0"/>
-        <w:widowControl w:val="0"/>
-        <w:kinsoku/>
-        <w:wordWrap/>
-        <w:overflowPunct/>
-        <w:topLinePunct w:val="0"/>
-        <w:autoSpaceDE/>
-        <w:autoSpaceDN/>
-        <w:bidi w:val="0"/>
-        <w:adjustRightInd w:val="0"/>
-        <w:snapToGrid w:val="0"/>
-        <w:spacing w:line="440" w:lineRule="exact"/>
-        <w:ind w:firstLine="482"/>
-        <w:jc w:val="center"/>
-        <w:textAlignment w:val="auto"/>
-        <w:rPr>
-          <w:rFonts w:hint="eastAsia" w:ascii="Times New Roman" w:hAnsi="Times New Roman" w:eastAsia="仿宋_GB2312" w:cs="仿宋_GB2312"/>
-          <w:color w:val="auto"/>
-          <w:sz w:val="24"/>
-          <w:shd w:val="clear" w:color="auto" w:fill="FFFFFF"/>
           <w:lang w:eastAsia="zh-CN"/>
         </w:rPr>
       </w:pPr>
       <w:r>
         <w:rPr>
           <w:rFonts w:hint="eastAsia" w:ascii="Times New Roman" w:hAnsi="Times New Roman" w:eastAsia="楷体_GB2312" w:cs="仿宋_GB2312"/>
-          <w:b/>
-          <w:color w:val="auto"/>
-          <w:sz w:val="24"/>
-          <w:shd w:val="clear" w:color="auto" w:fill="FFFFFF"/>
-          <w:lang w:val="en-US" w:eastAsia="zh-CN"/>
-        </w:rPr>
-        <w:t>【小标题】</w:t>
-      </w:r>
-    </w:p>
-    <w:p>
-      <w:pPr>
-        <w:keepNext w:val="0"/>
-        <w:keepLines w:val="0"/>
-        <w:pageBreakBefore w:val="0"/>
-        <w:widowControl w:val="0"/>
-        <w:kinsoku/>
-        <w:wordWrap/>
-        <w:overflowPunct/>
-        <w:topLinePunct w:val="0"/>
-        <w:autoSpaceDE/>
-        <w:autoSpaceDN/>
-        <w:bidi w:val="0"/>
-        <w:adjustRightInd w:val="0"/>
-        <w:snapToGrid w:val="0"/>
-        <w:spacing w:line="440" w:lineRule="exact"/>
-        <w:ind w:firstLine="480" w:firstLineChars="200"/>
-        <w:textAlignment w:val="auto"/>
-        <w:rPr>
-          <w:rFonts w:hint="eastAsia" w:ascii="Times New Roman" w:hAnsi="Times New Roman" w:eastAsia="仿宋_GB2312" w:cs="仿宋_GB2312"/>
+          <w:b w:val="0"/>
           <w:color w:val="auto"/>
           <w:sz w:val="24"/>
           <w:shd w:val="clear" w:color="auto" w:fill="FFFFFF"/>
           <w:lang w:eastAsia="zh-CN"/>
         </w:rPr>
-      </w:pPr>
-    </w:p>
-    <w:p>
-      <w:pPr>
-        <w:keepNext w:val="0"/>
-        <w:keepLines w:val="0"/>
-        <w:pageBreakBefore w:val="0"/>
-        <w:widowControl w:val="0"/>
-        <w:kinsoku/>
-        <w:wordWrap/>
-        <w:overflowPunct/>
-        <w:topLinePunct w:val="0"/>
-        <w:autoSpaceDE/>
-        <w:autoSpaceDN/>
-        <w:bidi w:val="0"/>
-        <w:adjustRightInd w:val="0"/>
-        <w:snapToGrid w:val="0"/>
-        <w:spacing w:line="440" w:lineRule="exact"/>
-        <w:ind w:firstLineChars="200" w:firstLine="480"/>
-        <w:textAlignment w:val="auto"/>
-        <w:rPr>
-          <w:rFonts w:hint="eastAsia" w:ascii="Times New Roman" w:hAnsi="Times New Roman" w:eastAsia="仿宋_GB2312" w:cs="仿宋_GB2312"/>
-          <w:color w:val="auto"/>
-          <w:sz w:val="24"/>
-          <w:shd w:val="clear" w:color="auto" w:fill="FFFFFF"/>
-          <w:lang w:eastAsia="zh-CN"/>
-        </w:rPr>
-      </w:pPr>
-      <w:r>
-        <w:rPr>
-          <w:rFonts w:hint="eastAsia" w:ascii="Times New Roman" w:hAnsi="Times New Roman" w:eastAsia="仿宋_GB2312" w:cs="仿宋_GB2312"/>
-          <w:b w:val="0"/>
-          <w:color w:val="auto"/>
-          <w:sz w:val="24"/>
-          <w:shd w:val="clear" w:color="auto" w:fill="FFFFFF"/>
-          <w:lang w:eastAsia="zh-CN"/>
-        </w:rPr>
-        <w:t>【导语：交代事件、时间、地点与主体。】</w:t>
-      </w:r>
-    </w:p>
-    <w:p>
-      <w:pPr>
-        <w:keepNext w:val="0"/>
-        <w:keepLines w:val="0"/>
-        <w:pageBreakBefore w:val="0"/>
-        <w:widowControl w:val="0"/>
-        <w:kinsoku/>
-        <w:wordWrap/>
-        <w:overflowPunct/>
-        <w:topLinePunct w:val="0"/>
-        <w:autoSpaceDE/>
-        <w:autoSpaceDN/>
-        <w:bidi w:val="0"/>
-        <w:adjustRightInd w:val="0"/>
-        <w:snapToGrid w:val="0"/>
-        <w:spacing w:line="440" w:lineRule="exact"/>
-        <w:ind w:firstLineChars="200" w:firstLine="480"/>
-        <w:textAlignment w:val="auto"/>
-        <w:rPr>
-          <w:rFonts w:hint="eastAsia" w:ascii="Times New Roman" w:hAnsi="Times New Roman" w:eastAsia="仿宋_GB2312" w:cs="仿宋_GB2312"/>
-          <w:color w:val="auto"/>
-          <w:sz w:val="24"/>
-          <w:shd w:val="clear" w:color="auto" w:fill="FFFFFF"/>
-          <w:lang w:eastAsia="zh-CN"/>
-        </w:rPr>
-      </w:pPr>
-      <w:r>
-        <w:rPr>
-          <w:rFonts w:hint="eastAsia" w:ascii="Times New Roman" w:hAnsi="Times New Roman" w:eastAsia="仿宋_GB2312" w:cs="仿宋_GB2312"/>
-          <w:b w:val="0"/>
-          <w:color w:val="auto"/>
-          <w:sz w:val="24"/>
-          <w:shd w:val="clear" w:color="auto" w:fill="FFFFFF"/>
-          <w:lang w:eastAsia="zh-CN"/>
-        </w:rPr>
-        <w:t>【正文段落。】</w:t>
-      </w:r>
-    </w:p>
-    <w:p>
-      <w:pPr>
-        <w:keepNext w:val="0"/>
-        <w:keepLines w:val="0"/>
-        <w:pageBreakBefore w:val="0"/>
-        <w:widowControl w:val="0"/>
-        <w:kinsoku/>
-        <w:wordWrap/>
-        <w:overflowPunct/>
-        <w:topLinePunct w:val="0"/>
-        <w:autoSpaceDE/>
-        <w:autoSpaceDN/>
-        <w:bidi w:val="0"/>
-        <w:adjustRightInd w:val="0"/>
-        <w:snapToGrid w:val="0"/>
-        <w:spacing w:line="440" w:lineRule="exact"/>
-        <w:ind w:firstLineChars="200" w:firstLine="480"/>
-        <w:textAlignment w:val="auto"/>
-        <w:rPr>
-          <w:rFonts w:hint="eastAsia" w:ascii="Times New Roman" w:hAnsi="Times New Roman" w:eastAsia="仿宋_GB2312" w:cs="仿宋_GB2312"/>
-          <w:color w:val="auto"/>
-          <w:sz w:val="24"/>
-          <w:shd w:val="clear" w:color="auto" w:fill="FFFFFF"/>
-          <w:lang w:eastAsia="zh-CN"/>
-        </w:rPr>
-      </w:pPr>
-      <w:r>
-        <w:rPr>
-          <w:rFonts w:hint="eastAsia" w:ascii="Times New Roman" w:hAnsi="Times New Roman" w:eastAsia="仿宋_GB2312" w:cs="仿宋_GB2312"/>
-          <w:b w:val="0"/>
-          <w:color w:val="auto"/>
-          <w:sz w:val="24"/>
-          <w:shd w:val="clear" w:color="auto" w:fill="FFFFFF"/>
-          <w:lang w:eastAsia="zh-CN"/>
-        </w:rPr>
-        <w:t>【正文段落。】</w:t>
-      </w:r>
-    </w:p>
-    <w:p>
-      <w:pPr>
-        <w:keepNext w:val="0"/>
-        <w:keepLines w:val="0"/>
-        <w:pageBreakBefore w:val="0"/>
-        <w:widowControl w:val="0"/>
-        <w:kinsoku/>
-        <w:wordWrap/>
-        <w:overflowPunct/>
-        <w:topLinePunct w:val="0"/>
-        <w:autoSpaceDE/>
-        <w:autoSpaceDN/>
-        <w:bidi w:val="0"/>
-        <w:adjustRightInd w:val="0"/>
-        <w:snapToGrid w:val="0"/>
-        <w:spacing w:line="440" w:lineRule="exact"/>
-        <w:ind w:firstLine="480" w:firstLineChars="200"/>
-        <w:textAlignment w:val="auto"/>
-        <w:rPr>
-          <w:rFonts w:hint="eastAsia" w:ascii="Times New Roman" w:hAnsi="Times New Roman" w:eastAsia="仿宋_GB2312" w:cs="仿宋_GB2312"/>
-          <w:color w:val="auto"/>
-          <w:sz w:val="24"/>
-          <w:shd w:val="clear" w:color="auto" w:fill="FFFFFF"/>
-          <w:lang w:eastAsia="zh-CN"/>
-        </w:rPr>
-      </w:pPr>
-      <w:r>
-        <w:rPr>
-          <w:rFonts w:hint="eastAsia" w:ascii="Times New Roman" w:hAnsi="Times New Roman" w:eastAsia="仿宋_GB2312" w:cs="仿宋_GB2312"/>
-          <w:color w:val="auto"/>
-          <w:sz w:val="24"/>
-          <w:shd w:val="clear" w:color="auto" w:fill="FFFFFF"/>
-          <w:lang w:eastAsia="zh-CN"/>
-        </w:rPr>
-      </w:r>
-    </w:p>
-    <w:p>
-      <w:pPr>
-        <w:keepNext w:val="0"/>
-        <w:keepLines w:val="0"/>
-        <w:pageBreakBefore w:val="0"/>
-        <w:widowControl w:val="0"/>
-        <w:kinsoku/>
-        <w:wordWrap/>
-        <w:overflowPunct/>
-        <w:topLinePunct w:val="0"/>
-        <w:autoSpaceDE/>
-        <w:autoSpaceDN/>
-        <w:bidi w:val="0"/>
-        <w:adjustRightInd w:val="0"/>
-        <w:snapToGrid w:val="0"/>
-        <w:spacing w:line="440" w:lineRule="exact"/>
-        <w:ind w:firstLine="480" w:firstLineChars="200"/>
-        <w:textAlignment w:val="auto"/>
-        <w:rPr>
-          <w:rFonts w:hint="eastAsia" w:ascii="Times New Roman" w:hAnsi="Times New Roman" w:eastAsia="仿宋_GB2312" w:cs="仿宋_GB2312"/>
-          <w:color w:val="auto"/>
-          <w:sz w:val="24"/>
-          <w:shd w:val="clear" w:color="auto" w:fill="FFFFFF"/>
-          <w:lang w:eastAsia="zh-CN"/>
-        </w:rPr>
-      </w:pPr>
-      <w:r>
-        <w:rPr>
-          <w:rFonts w:hint="eastAsia" w:ascii="Times New Roman" w:hAnsi="Times New Roman" w:eastAsia="仿宋_GB2312" w:cs="仿宋_GB2312"/>
-          <w:color w:val="auto"/>
-          <w:sz w:val="24"/>
-          <w:shd w:val="clear" w:color="auto" w:fill="FFFFFF"/>
-          <w:lang w:eastAsia="zh-CN"/>
-        </w:rPr>
+        <w:t>原文链接：https://example.com/real-3d</w:t>
       </w:r>
     </w:p>
     <w:p>
@@ -2485,7 +2422,7 @@
           <w:szCs w:val="36"/>
           <w:lang w:val="en-US" w:eastAsia="zh-CN"/>
         </w:rPr>
-        <w:t>【案例标题】</w:t>
+        <w:t>【省份】XX省发布遥感影像智能解译大模型</w:t>
       </w:r>
     </w:p>
     <w:p>
@@ -2504,7 +2441,7 @@
         <w:adjustRightInd w:val="0"/>
         <w:snapToGrid w:val="0"/>
         <w:spacing w:line="440" w:lineRule="exact"/>
-        <w:ind w:firstLine="480" w:firstLineChars="200"/>
+        <w:ind w:firstLineChars="200"/>
         <w:textAlignment w:val="auto"/>
         <w:rPr>
           <w:rFonts w:hint="eastAsia" w:ascii="Times New Roman" w:hAnsi="Times New Roman" w:eastAsia="仿宋_GB2312" w:cs="仿宋_GB2312"/>
@@ -2517,10 +2454,10 @@
       <w:r>
         <w:rPr>
           <w:rFonts w:eastAsia="楷体_GB2312" w:ascii="Times New Roman" w:hAnsi="Times New Roman"/>
-          <w:b/>
-          <w:sz w:val="24"/>
-        </w:rPr>
-        <w:t>【副标题（可留空）】</w:t>
+          <w:b w:val="0"/>
+          <w:sz w:val="24"/>
+        </w:rPr>
+        <w:t>来源：XX省测绘科学技术研究院</w:t>
       </w:r>
     </w:p>
     <w:p>
@@ -2561,7 +2498,7 @@
           <w:shd w:val="clear" w:color="auto" w:fill="FFFFFF"/>
           <w:lang w:val="en-US" w:eastAsia="zh-CN"/>
         </w:rPr>
-        <w:t>一、【一级标题】</w:t>
+        <w:t>一、技术路径</w:t>
       </w:r>
     </w:p>
     <w:p>
@@ -2599,7 +2536,7 @@
           <w:shd w:val="clear" w:color="auto" w:fill="FFFFFF"/>
           <w:lang w:val="en-US" w:eastAsia="zh-CN"/>
         </w:rPr>
-        <w:t>【正文段落：做法、成效与评析。】</w:t>
+        <w:t>大模型面向耕地“非农化”“非粮化”监测，实现卫星影像自动解译与问题线索提取。</w:t>
       </w:r>
     </w:p>
     <w:p>
@@ -2620,7 +2557,7 @@
         <w:adjustRightInd w:val="0"/>
         <w:snapToGrid w:val="0"/>
         <w:spacing w:line="440" w:lineRule="exact"/>
-        <w:ind w:firstLineChars="200" w:firstLine="480"/>
+        <w:ind w:firstLineChars="200" w:firstLine="482"/>
         <w:jc w:val="left"/>
         <w:textAlignment w:val="auto"/>
         <w:rPr>
@@ -2633,14 +2570,14 @@
       </w:pPr>
       <w:r>
         <w:rPr>
-          <w:rFonts w:hint="eastAsia" w:ascii="Times New Roman" w:hAnsi="Times New Roman" w:eastAsia="黑体" w:cs="黑体"/>
-          <w:b w:val="0"/>
-          <w:color w:val="auto"/>
-          <w:sz w:val="24"/>
-          <w:shd w:val="clear" w:color="auto" w:fill="FFFFFF"/>
-          <w:lang w:val="en-US" w:eastAsia="zh-CN"/>
-        </w:rPr>
-        <w:t>二、【一级标题】</w:t>
+          <w:rFonts w:hint="eastAsia" w:ascii="Times New Roman" w:hAnsi="Times New Roman" w:eastAsia="楷体_GB2312" w:cs="黑体"/>
+          <w:b/>
+          <w:color w:val="auto"/>
+          <w:sz w:val="24"/>
+          <w:shd w:val="clear" w:color="auto" w:fill="FFFFFF"/>
+          <w:lang w:val="en-US" w:eastAsia="zh-CN"/>
+        </w:rPr>
+        <w:t>（一）模型训练</w:t>
       </w:r>
     </w:p>
     <w:p>
@@ -2659,7 +2596,7 @@
         <w:adjustRightInd w:val="0"/>
         <w:snapToGrid w:val="0"/>
         <w:spacing w:line="440" w:lineRule="exact"/>
-        <w:ind w:firstLineChars="200" w:firstLine="480"/>
+        <w:ind w:firstLineChars="200" w:firstLine="482"/>
         <w:textAlignment w:val="auto"/>
         <w:rPr>
           <w:rFonts w:hint="eastAsia" w:ascii="Times New Roman" w:hAnsi="Times New Roman" w:eastAsia="仿宋_GB2312" w:cs="仿宋_GB2312"/>
@@ -2672,13 +2609,20 @@
       <w:r>
         <w:rPr>
           <w:rFonts w:hint="eastAsia" w:ascii="Times New Roman" w:hAnsi="Times New Roman" w:eastAsia="仿宋_GB2312" w:cs="仿宋_GB2312"/>
-          <w:b w:val="0"/>
-          <w:color w:val="auto"/>
-          <w:sz w:val="24"/>
-          <w:shd w:val="clear" w:color="auto" w:fill="FFFFFF"/>
-          <w:lang w:val="en-US" w:eastAsia="zh-CN"/>
-        </w:rPr>
-        <w:t>【正文段落：做法、成效与评析。】</w:t>
+          <w:b/>
+          <w:color w:val="auto"/>
+          <w:sz w:val="24"/>
+          <w:shd w:val="clear" w:color="auto" w:fill="FFFFFF"/>
+          <w:lang w:val="en-US" w:eastAsia="zh-CN"/>
+        </w:rPr>
+        <w:t>1.样本库：</w:t>
+      </w:r>
+      <w:r>
+        <w:rPr>
+          <w:rFonts w:eastAsia="仿宋_GB2312" w:ascii="Times New Roman" w:hAnsi="Times New Roman"/>
+          <w:sz w:val="24"/>
+        </w:rPr>
+        <w:t>构建 10 万级遥感样本库，主要地物解译准确率达 92%。</w:t>
       </w:r>
     </w:p>
     <w:p>
@@ -2699,7 +2643,7 @@
         <w:adjustRightInd w:val="0"/>
         <w:snapToGrid w:val="0"/>
         <w:spacing w:line="440" w:lineRule="exact"/>
-        <w:ind w:firstLineChars="200" w:firstLine="480"/>
+        <w:ind w:firstLineChars="200"/>
         <w:jc w:val="left"/>
         <w:textAlignment w:val="auto"/>
         <w:rPr>
@@ -2712,14 +2656,14 @@
       </w:pPr>
       <w:r>
         <w:rPr>
-          <w:rFonts w:hint="eastAsia" w:ascii="Times New Roman" w:hAnsi="Times New Roman" w:eastAsia="黑体" w:cs="黑体"/>
-          <w:b w:val="0"/>
-          <w:color w:val="auto"/>
-          <w:sz w:val="24"/>
-          <w:shd w:val="clear" w:color="auto" w:fill="FFFFFF"/>
-          <w:lang w:val="en-US" w:eastAsia="zh-CN"/>
-        </w:rPr>
-        <w:t>三、【一级标题】</w:t>
+          <w:rFonts w:hint="eastAsia" w:ascii="Times New Roman" w:hAnsi="Times New Roman" w:eastAsia="楷体_GB2312" w:cs="黑体"/>
+          <w:b w:val="0"/>
+          <w:color w:val="auto"/>
+          <w:sz w:val="24"/>
+          <w:shd w:val="clear" w:color="auto" w:fill="FFFFFF"/>
+          <w:lang w:val="en-US" w:eastAsia="zh-CN"/>
+        </w:rPr>
+        <w:t>原文链接：https://example.com/ai-model</w:t>
       </w:r>
     </w:p>
     <w:p>
@@ -2738,7 +2682,7 @@
         <w:adjustRightInd w:val="0"/>
         <w:snapToGrid w:val="0"/>
         <w:spacing w:line="440" w:lineRule="exact"/>
-        <w:ind w:firstLineChars="200" w:firstLine="480"/>
+        <w:ind w:firstLine="482" w:firstLineChars="200"/>
         <w:textAlignment w:val="auto"/>
         <w:rPr>
           <w:rFonts w:hint="eastAsia" w:ascii="Times New Roman" w:hAnsi="Times New Roman" w:eastAsia="仿宋_GB2312" w:cs="仿宋_GB2312"/>
@@ -2750,15 +2694,14 @@
       </w:pPr>
       <w:r>
         <w:rPr>
-          <w:rFonts w:hint="eastAsia" w:ascii="Times New Roman" w:hAnsi="Times New Roman" w:eastAsia="仿宋_GB2312" w:cs="楷体_GB2312"/>
-          <w:b w:val="0"/>
+          <w:rFonts w:hint="eastAsia" w:ascii="Times New Roman" w:hAnsi="Times New Roman" w:eastAsia="楷体_GB2312" w:cs="楷体_GB2312"/>
+          <w:b/>
           <w:bCs/>
           <w:color w:val="auto"/>
           <w:sz w:val="24"/>
           <w:shd w:val="clear" w:color="auto" w:fill="FFFFFF"/>
           <w:lang w:val="en-US" w:eastAsia="zh-CN"/>
         </w:rPr>
-        <w:t>【正文段落：做法、成效与评析。】</w:t>
       </w:r>
     </w:p>
     <w:p>
@@ -2777,7 +2720,7 @@
         <w:adjustRightInd w:val="0"/>
         <w:snapToGrid w:val="0"/>
         <w:spacing w:line="440" w:lineRule="exact"/>
-        <w:ind w:firstLineChars="200" w:firstLine="480"/>
+        <w:ind w:firstLine="482" w:firstLineChars="200"/>
         <w:textAlignment w:val="auto"/>
         <w:rPr>
           <w:rFonts w:hint="eastAsia" w:ascii="Times New Roman" w:hAnsi="Times New Roman" w:eastAsia="仿宋_GB2312" w:cs="仿宋_GB2312"/>
@@ -2789,15 +2732,14 @@
       </w:pPr>
       <w:r>
         <w:rPr>
-          <w:rFonts w:hint="eastAsia" w:ascii="Times New Roman" w:hAnsi="Times New Roman" w:eastAsia="仿宋_GB2312" w:cs="楷体_GB2312"/>
-          <w:b w:val="0"/>
+          <w:rFonts w:hint="eastAsia" w:ascii="Times New Roman" w:hAnsi="Times New Roman" w:eastAsia="楷体_GB2312" w:cs="楷体_GB2312"/>
+          <w:b/>
           <w:bCs/>
           <w:color w:val="auto"/>
           <w:sz w:val="24"/>
           <w:shd w:val="clear" w:color="auto" w:fill="FFFFFF"/>
           <w:lang w:val="en-US" w:eastAsia="zh-CN"/>
         </w:rPr>
-        <w:t>【正文段落：做法、成效与评析。】</w:t>
       </w:r>
     </w:p>
     <w:p>
@@ -2816,7 +2758,7 @@
         <w:adjustRightInd w:val="0"/>
         <w:snapToGrid w:val="0"/>
         <w:spacing w:line="440" w:lineRule="exact"/>
-        <w:ind w:firstLineChars="200" w:firstLine="480"/>
+        <w:ind w:firstLine="482" w:firstLineChars="200"/>
         <w:textAlignment w:val="auto"/>
         <w:rPr>
           <w:rFonts w:hint="eastAsia" w:ascii="Times New Roman" w:hAnsi="Times New Roman" w:eastAsia="仿宋_GB2312" w:cs="仿宋_GB2312"/>
@@ -2828,15 +2770,14 @@
       </w:pPr>
       <w:r>
         <w:rPr>
-          <w:rFonts w:hint="eastAsia" w:ascii="Times New Roman" w:hAnsi="Times New Roman" w:eastAsia="仿宋_GB2312" w:cs="楷体_GB2312"/>
-          <w:b w:val="0"/>
+          <w:rFonts w:hint="eastAsia" w:ascii="Times New Roman" w:hAnsi="Times New Roman" w:eastAsia="楷体_GB2312" w:cs="楷体_GB2312"/>
+          <w:b/>
           <w:bCs/>
           <w:color w:val="auto"/>
           <w:sz w:val="24"/>
           <w:shd w:val="clear" w:color="auto" w:fill="FFFFFF"/>
           <w:lang w:val="en-US" w:eastAsia="zh-CN"/>
         </w:rPr>
-        <w:t>【正文段落：做法、成效与评析。】</w:t>
       </w:r>
     </w:p>
     <w:p>
@@ -2857,7 +2798,7 @@
         <w:adjustRightInd w:val="0"/>
         <w:snapToGrid w:val="0"/>
         <w:spacing w:line="440" w:lineRule="exact"/>
-        <w:ind w:firstLineChars="200" w:firstLine="480"/>
+        <w:ind w:firstLine="480" w:firstLineChars="200"/>
         <w:jc w:val="left"/>
         <w:textAlignment w:val="auto"/>
         <w:rPr>
@@ -2871,13 +2812,11 @@
       <w:r>
         <w:rPr>
           <w:rFonts w:hint="eastAsia" w:ascii="Times New Roman" w:hAnsi="Times New Roman" w:eastAsia="黑体" w:cs="黑体"/>
-          <w:b w:val="0"/>
-          <w:color w:val="auto"/>
-          <w:sz w:val="24"/>
-          <w:shd w:val="clear" w:color="auto" w:fill="FFFFFF"/>
-          <w:lang w:val="en-US" w:eastAsia="zh-CN"/>
-        </w:rPr>
-        <w:t>四、【一级标题】</w:t>
+          <w:color w:val="auto"/>
+          <w:sz w:val="24"/>
+          <w:shd w:val="clear" w:color="auto" w:fill="FFFFFF"/>
+          <w:lang w:val="en-US" w:eastAsia="zh-CN"/>
+        </w:rPr>
       </w:r>
     </w:p>
     <w:p>
@@ -2896,7 +2835,7 @@
         <w:adjustRightInd w:val="0"/>
         <w:snapToGrid w:val="0"/>
         <w:spacing w:line="440" w:lineRule="exact"/>
-        <w:ind w:firstLineChars="200" w:firstLine="480"/>
+        <w:ind w:firstLine="480" w:firstLineChars="200"/>
         <w:textAlignment w:val="auto"/>
         <w:rPr>
           <w:rFonts w:hint="eastAsia" w:ascii="Times New Roman" w:hAnsi="Times New Roman" w:eastAsia="仿宋_GB2312" w:cs="仿宋_GB2312"/>
@@ -2909,13 +2848,11 @@
       <w:r>
         <w:rPr>
           <w:rFonts w:hint="eastAsia" w:ascii="Times New Roman" w:hAnsi="Times New Roman" w:eastAsia="仿宋_GB2312" w:cs="仿宋_GB2312"/>
-          <w:b w:val="0"/>
-          <w:color w:val="auto"/>
-          <w:sz w:val="24"/>
-          <w:shd w:val="clear" w:color="auto" w:fill="FFFFFF"/>
-          <w:lang w:val="en-US" w:eastAsia="zh-CN"/>
-        </w:rPr>
-        <w:t>【正文段落：做法、成效与评析。】</w:t>
+          <w:color w:val="auto"/>
+          <w:sz w:val="24"/>
+          <w:shd w:val="clear" w:color="auto" w:fill="FFFFFF"/>
+          <w:lang w:val="en-US" w:eastAsia="zh-CN"/>
+        </w:rPr>
       </w:r>
     </w:p>
     <w:sectPr>

--- a/pipeline/编制排版/测绘动态月刊_模板.docx
+++ b/pipeline/编制排版/测绘动态月刊_模板.docx
@@ -1608,7 +1608,7 @@
         <w:ind w:firstLineChars="200" w:firstLine="480"/>
         <w:textAlignment w:val="auto"/>
         <w:rPr>
-          <w:rFonts w:hint="eastAsia" w:ascii="Times New Roman" w:hAnsi="Times New Roman" w:eastAsia="仿宋_GB2312" w:cs="仿宋_GB2312"/>
+          <w:rFonts w:hint="eastAsia" w:ascii="Times New Roman" w:hAnsi="Times New Roman" w:eastAsia="黑体" w:cs="仿宋_GB2312"/>
           <w:color w:val="auto"/>
           <w:sz w:val="24"/>
           <w:shd w:val="clear" w:color="auto" w:fill="FFFFFF"/>
@@ -1646,7 +1646,7 @@
         <w:ind w:firstLineChars="200" w:firstLine="480"/>
         <w:textAlignment w:val="auto"/>
         <w:rPr>
-          <w:rFonts w:hint="eastAsia" w:ascii="Times New Roman" w:hAnsi="Times New Roman" w:eastAsia="黑体" w:cs="黑体"/>
+          <w:rFonts w:hint="eastAsia" w:ascii="Times New Roman" w:hAnsi="Times New Roman" w:eastAsia="仿宋_GB2312" w:cs="黑体"/>
           <w:color w:val="auto"/>
           <w:sz w:val="24"/>
           <w:shd w:val="clear" w:color="auto" w:fill="FFFFFF"/>
@@ -1684,7 +1684,7 @@
         <w:ind w:firstLineChars="200" w:firstLine="482"/>
         <w:textAlignment w:val="auto"/>
         <w:rPr>
-          <w:rFonts w:hint="eastAsia" w:ascii="Times New Roman" w:hAnsi="Times New Roman" w:eastAsia="仿宋_GB2312" w:cs="仿宋_GB2312"/>
+          <w:rFonts w:hint="eastAsia" w:ascii="Times New Roman" w:hAnsi="Times New Roman" w:eastAsia="楷体_GB2312" w:cs="仿宋_GB2312"/>
           <w:color w:val="auto"/>
           <w:sz w:val="24"/>
           <w:shd w:val="clear" w:color="auto" w:fill="FFFFFF"/>
@@ -1722,7 +1722,7 @@
         <w:ind w:firstLineChars="200" w:firstLine="482"/>
         <w:textAlignment w:val="auto"/>
         <w:rPr>
-          <w:rFonts w:hint="eastAsia" w:ascii="Times New Roman" w:hAnsi="Times New Roman" w:eastAsia="黑体" w:cs="黑体"/>
+          <w:rFonts w:hint="eastAsia" w:ascii="Times New Roman" w:hAnsi="Times New Roman" w:eastAsia="仿宋_GB2312" w:cs="黑体"/>
           <w:color w:val="auto"/>
           <w:sz w:val="24"/>
           <w:shd w:val="clear" w:color="auto" w:fill="FFFFFF"/>
@@ -1767,7 +1767,7 @@
         <w:ind w:firstLineChars="200"/>
         <w:textAlignment w:val="auto"/>
         <w:rPr>
-          <w:rFonts w:hint="eastAsia" w:ascii="Times New Roman" w:hAnsi="Times New Roman" w:eastAsia="仿宋_GB2312" w:cs="仿宋_GB2312"/>
+          <w:rFonts w:hint="eastAsia" w:ascii="Times New Roman" w:hAnsi="Times New Roman" w:eastAsia="楷体_GB2312" w:cs="仿宋_GB2312"/>
           <w:color w:val="auto"/>
           <w:sz w:val="24"/>
           <w:shd w:val="clear" w:color="auto" w:fill="FFFFFF"/>
@@ -1901,7 +1901,7 @@
         <w:jc w:val="center"/>
         <w:textAlignment w:val="auto"/>
         <w:rPr>
-          <w:rFonts w:hint="eastAsia" w:ascii="Times New Roman" w:hAnsi="Times New Roman" w:eastAsia="仿宋_GB2312" w:cs="仿宋_GB2312"/>
+          <w:rFonts w:hint="eastAsia" w:ascii="Times New Roman" w:hAnsi="Times New Roman" w:eastAsia="楷体_GB2312" w:cs="仿宋_GB2312"/>
           <w:color w:val="auto"/>
           <w:sz w:val="24"/>
           <w:shd w:val="clear" w:color="auto" w:fill="FFFFFF"/>
@@ -2004,7 +2004,7 @@
         <w:ind w:firstLineChars="200" w:firstLine="480"/>
         <w:textAlignment w:val="auto"/>
         <w:rPr>
-          <w:rFonts w:hint="eastAsia" w:ascii="Times New Roman" w:hAnsi="Times New Roman" w:eastAsia="仿宋_GB2312" w:cs="仿宋_GB2312"/>
+          <w:rFonts w:hint="eastAsia" w:ascii="Times New Roman" w:hAnsi="Times New Roman" w:eastAsia="黑体" w:cs="仿宋_GB2312"/>
           <w:color w:val="auto"/>
           <w:sz w:val="24"/>
           <w:shd w:val="clear" w:color="auto" w:fill="FFFFFF"/>
@@ -2042,7 +2042,7 @@
         <w:ind w:firstLineChars="200" w:firstLine="482"/>
         <w:textAlignment w:val="auto"/>
         <w:rPr>
-          <w:rFonts w:hint="eastAsia" w:ascii="Times New Roman" w:hAnsi="Times New Roman" w:eastAsia="仿宋_GB2312" w:cs="仿宋_GB2312"/>
+          <w:rFonts w:hint="eastAsia" w:ascii="Times New Roman" w:hAnsi="Times New Roman" w:eastAsia="楷体_GB2312" w:cs="仿宋_GB2312"/>
           <w:color w:val="auto"/>
           <w:sz w:val="24"/>
           <w:shd w:val="clear" w:color="auto" w:fill="FFFFFF"/>
@@ -2125,7 +2125,7 @@
         <w:ind w:firstLineChars="200"/>
         <w:textAlignment w:val="auto"/>
         <w:rPr>
-          <w:rFonts w:hint="eastAsia" w:ascii="Times New Roman" w:hAnsi="Times New Roman" w:eastAsia="仿宋_GB2312" w:cs="仿宋_GB2312"/>
+          <w:rFonts w:hint="eastAsia" w:ascii="Times New Roman" w:hAnsi="Times New Roman" w:eastAsia="楷体_GB2312" w:cs="仿宋_GB2312"/>
           <w:color w:val="auto"/>
           <w:sz w:val="24"/>
           <w:shd w:val="clear" w:color="auto" w:fill="FFFFFF"/>
@@ -2418,7 +2418,7 @@
         <w:rPr>
           <w:rFonts w:hint="eastAsia" w:ascii="Times New Roman" w:hAnsi="Times New Roman" w:eastAsia="方正小标宋简体" w:cs="仿宋_GB2312"/>
           <w:color w:val="auto"/>
-          <w:sz w:val="36"/>
+          <w:sz w:val="32"/>
           <w:szCs w:val="36"/>
           <w:lang w:val="en-US" w:eastAsia="zh-CN"/>
         </w:rPr>
@@ -2444,7 +2444,7 @@
         <w:ind w:firstLineChars="200"/>
         <w:textAlignment w:val="auto"/>
         <w:rPr>
-          <w:rFonts w:hint="eastAsia" w:ascii="Times New Roman" w:hAnsi="Times New Roman" w:eastAsia="仿宋_GB2312" w:cs="仿宋_GB2312"/>
+          <w:rFonts w:hint="eastAsia" w:ascii="Times New Roman" w:hAnsi="Times New Roman" w:eastAsia="楷体_GB2312" w:cs="仿宋_GB2312"/>
           <w:color w:val="auto"/>
           <w:sz w:val="24"/>
           <w:shd w:val="clear" w:color="auto" w:fill="FFFFFF"/>
@@ -2561,7 +2561,7 @@
         <w:jc w:val="left"/>
         <w:textAlignment w:val="auto"/>
         <w:rPr>
-          <w:rFonts w:hint="eastAsia" w:ascii="Times New Roman" w:hAnsi="Times New Roman" w:eastAsia="黑体" w:cs="黑体"/>
+          <w:rFonts w:hint="eastAsia" w:ascii="Times New Roman" w:hAnsi="Times New Roman" w:eastAsia="楷体_GB2312" w:cs="黑体"/>
           <w:color w:val="auto"/>
           <w:sz w:val="24"/>
           <w:shd w:val="clear" w:color="auto" w:fill="FFFFFF"/>
@@ -2647,7 +2647,7 @@
         <w:jc w:val="left"/>
         <w:textAlignment w:val="auto"/>
         <w:rPr>
-          <w:rFonts w:hint="eastAsia" w:ascii="Times New Roman" w:hAnsi="Times New Roman" w:eastAsia="黑体" w:cs="黑体"/>
+          <w:rFonts w:hint="eastAsia" w:ascii="Times New Roman" w:hAnsi="Times New Roman" w:eastAsia="楷体_GB2312" w:cs="黑体"/>
           <w:color w:val="auto"/>
           <w:sz w:val="24"/>
           <w:shd w:val="clear" w:color="auto" w:fill="FFFFFF"/>

--- a/pipeline/编制排版/测绘动态月刊_模板.docx
+++ b/pipeline/编制排版/测绘动态月刊_模板.docx
@@ -311,7 +311,7 @@
           <w:sz w:val="28"/>
           <w:szCs w:val="28"/>
         </w:rPr>
-        <w:t>一、政策类</w:t>
+        <w:t>一、政策法规</w:t>
       </w:r>
     </w:p>
     <w:p>
@@ -3659,7 +3659,7 @@
         <w:sz w:val="21"/>
         <w:szCs w:val="21"/>
       </w:rPr>
-      <w:t>政策类</w:t>
+      <w:t>政策法规</w:t>
     </w:r>
   </w:p>
   <w:p>

--- a/pipeline/编制排版/测绘动态月刊_模板.docx
+++ b/pipeline/编制排版/测绘动态月刊_模板.docx
@@ -2859,7 +2859,7 @@
       <w:headerReference r:id="rId12" w:type="default"/>
       <w:footerReference r:id="rId13" w:type="default"/>
       <w:pgSz w:w="11906" w:h="16838"/>
-      <w:pgMar w:top="1701" w:right="1417" w:bottom="1701" w:left="1417" w:header="851" w:footer="992" w:gutter="0"/>
+      <w:pgMar w:top="1701" w:right="1417" w:bottom="1701" w:left="1417" w:header="851" w:footer="1247" w:gutter="0"/>
       <w:pgNumType w:fmt="decimal"/>
       <w:cols w:space="425" w:num="1"/>
       <w:docGrid w:type="lines" w:linePitch="312" w:charSpace="0"/>
@@ -2959,6 +2959,7 @@
                               <w:rFonts w:hint="eastAsia" w:ascii="仿宋_GB2312" w:hAnsi="仿宋_GB2312" w:eastAsia="仿宋_GB2312" w:cs="仿宋_GB2312"/>
                               <w:sz w:val="24"/>
                             </w:rPr>
+                            <w:jc w:val="center"/>
                           </w:pPr>
                           <w:r>
                             <w:rPr>
@@ -3037,6 +3038,7 @@
                         <w:rFonts w:hint="eastAsia" w:ascii="仿宋_GB2312" w:hAnsi="仿宋_GB2312" w:eastAsia="仿宋_GB2312" w:cs="仿宋_GB2312"/>
                         <w:sz w:val="24"/>
                       </w:rPr>
+                      <w:jc w:val="center"/>
                     </w:pPr>
                     <w:r>
                       <w:rPr>
@@ -3166,6 +3168,7 @@
                               <w:rFonts w:hint="eastAsia" w:ascii="仿宋_GB2312" w:hAnsi="仿宋_GB2312" w:eastAsia="仿宋_GB2312" w:cs="仿宋_GB2312"/>
                               <w:sz w:val="24"/>
                             </w:rPr>
+                            <w:jc w:val="center"/>
                           </w:pPr>
                           <w:r>
                             <w:rPr>
@@ -3244,6 +3247,7 @@
                         <w:rFonts w:hint="eastAsia" w:ascii="仿宋_GB2312" w:hAnsi="仿宋_GB2312" w:eastAsia="仿宋_GB2312" w:cs="仿宋_GB2312"/>
                         <w:sz w:val="24"/>
                       </w:rPr>
+                      <w:jc w:val="center"/>
                     </w:pPr>
                     <w:r>
                       <w:rPr>
@@ -3373,6 +3377,7 @@
                               <w:rFonts w:hint="eastAsia" w:ascii="仿宋_GB2312" w:hAnsi="仿宋_GB2312" w:eastAsia="仿宋_GB2312" w:cs="仿宋_GB2312"/>
                               <w:sz w:val="24"/>
                             </w:rPr>
+                            <w:jc w:val="center"/>
                           </w:pPr>
                           <w:r>
                             <w:rPr>
@@ -3451,6 +3456,7 @@
                         <w:rFonts w:hint="eastAsia" w:ascii="仿宋_GB2312" w:hAnsi="仿宋_GB2312" w:eastAsia="仿宋_GB2312" w:cs="仿宋_GB2312"/>
                         <w:sz w:val="24"/>
                       </w:rPr>
+                      <w:jc w:val="center"/>
                     </w:pPr>
                     <w:r>
                       <w:rPr>

--- a/pipeline/编制排版/测绘动态月刊_模板.docx
+++ b/pipeline/编制排版/测绘动态月刊_模板.docx
@@ -1415,7 +1415,7 @@
           <w:footerReference r:id="rId7" w:type="even"/>
           <w:pgSz w:w="11906" w:h="16838"/>
           <w:pgMar w:top="1701" w:right="1417" w:bottom="1701" w:left="1417" w:header="624" w:footer="992" w:gutter="0"/>
-          <w:pgNumType w:start="1"/>
+          <w:pgNumType w:start="1" w:fmt="decimal"/>
           <w:cols w:space="425" w:num="1"/>
           <w:titlePg/>
           <w:docGrid w:type="lines" w:linePitch="312" w:charSpace="0"/>
